--- a/guide.docx
+++ b/guide.docx
@@ -520,275 +520,7 @@
           <w:sz w:val="24"/>
           <w:szCs w:val="24"/>
         </w:rPr>
-        <w:t xml:space="preserve">7. 완성 예시 ① — 재가 교도(대호법)</w:t>
-      </w:r>
-    </w:p>
-    <w:p>
-      <w:pPr>
-        <w:spacing w:after="80" w:before="0" w:line="288"/>
-      </w:pPr>
-      <w:r>
-        <w:rPr>
-          <w:rFonts w:ascii="맑은 고딕" w:cs="맑은 고딕" w:eastAsia="맑은 고딕" w:hAnsi="맑은 고딕"/>
-          <w:b w:val="false"/>
-          <w:bCs w:val="false"/>
-          <w:color w:val="888888"/>
-          <w:sz w:val="18"/>
-          <w:szCs w:val="18"/>
-        </w:rPr>
-        <w:t xml:space="preserve">(가상의 인물)</w:t>
-      </w:r>
-    </w:p>
-    <w:p>
-      <w:pPr>
-        <w:spacing w:after="100" w:before="0" w:line="288"/>
-        <w:ind w:left="120"/>
-      </w:pPr>
-      <w:r>
-        <w:rPr>
-          <w:rFonts w:ascii="맑은 고딕" w:cs="맑은 고딕" w:eastAsia="맑은 고딕" w:hAnsi="맑은 고딕"/>
-          <w:b w:val="false"/>
-          <w:bCs w:val="false"/>
-          <w:color w:val="333333"/>
-          <w:sz w:val="19"/>
-          <w:szCs w:val="19"/>
-        </w:rPr>
-        <w:t xml:space="preserve">故 청타원(淸陀圓) 인화(仁華) 대호법의 약력을 보고해 올리겠습니다.</w:t>
-      </w:r>
-    </w:p>
-    <w:p>
-      <w:pPr>
-        <w:spacing w:after="100" w:before="0" w:line="288"/>
-        <w:ind w:left="120"/>
-      </w:pPr>
-      <w:r>
-        <w:rPr>
-          <w:rFonts w:ascii="맑은 고딕" w:cs="맑은 고딕" w:eastAsia="맑은 고딕" w:hAnsi="맑은 고딕"/>
-          <w:b w:val="false"/>
-          <w:bCs w:val="false"/>
-          <w:color w:val="333333"/>
-          <w:sz w:val="19"/>
-          <w:szCs w:val="19"/>
-        </w:rPr>
-        <w:t xml:space="preserve">故 청타원 인화 대호법께서는 원기 25년(1940) 8월 15일, 전라북도 김제시에서 부친 이만수 선생과 모친 김순임 여사의 2남 3녀 중 넷째 따님으로 출생하셨습니다. 온화하고 인정 깊으신 부모님의 사랑 속에서 효와 화목을 소중히 여기는 가풍을 이어받으시며, 어려서부터 총명하고 인정이 많은 성품으로 자라나셨습니다.</w:t>
-      </w:r>
-    </w:p>
-    <w:p>
-      <w:pPr>
-        <w:spacing w:after="100" w:before="0" w:line="288"/>
-        <w:ind w:left="120"/>
-      </w:pPr>
-      <w:r>
-        <w:rPr>
-          <w:rFonts w:ascii="맑은 고딕" w:cs="맑은 고딕" w:eastAsia="맑은 고딕" w:hAnsi="맑은 고딕"/>
-          <w:b w:val="false"/>
-          <w:bCs w:val="false"/>
-          <w:color w:val="333333"/>
-          <w:sz w:val="19"/>
-          <w:szCs w:val="19"/>
-        </w:rPr>
-        <w:t xml:space="preserve">청타원 대호법께서는 스물세 살 되던 원기 48년(1963) 정법산 님과 백년가약을 맺으시어 단란한 가정을 이루신 뒤, 원기 53년(1968) 시어머니 박타원 정사님의 인도로 원남교당에서 입교하시어 일원대도에 귀의하셨습니다.</w:t>
-      </w:r>
-    </w:p>
-    <w:p>
-      <w:pPr>
-        <w:spacing w:after="100" w:before="0" w:line="288"/>
-        <w:ind w:left="120"/>
-      </w:pPr>
-      <w:r>
-        <w:rPr>
-          <w:rFonts w:ascii="맑은 고딕" w:cs="맑은 고딕" w:eastAsia="맑은 고딕" w:hAnsi="맑은 고딕"/>
-          <w:b w:val="false"/>
-          <w:bCs w:val="false"/>
-          <w:color w:val="333333"/>
-          <w:sz w:val="19"/>
-          <w:szCs w:val="19"/>
-        </w:rPr>
-        <w:t xml:space="preserve">故 청타원 인화 대호법께서는 한평생 재가교도의 자리에서 신앙과 생활을 하나로 이으시며, 원남교당 부녀회장과 봉공회장을 차례로 맡으시어 여성 교화와 봉공의 앞자리를 지키셨습니다. 새벽기도로 하루를 여시고 김장과 봉공 울력에 늘 앞장서시며, 어려운 이웃을 남몰래 도우시어 도량 안팎의 깊은 신망을 얻으셨습니다.</w:t>
-      </w:r>
-    </w:p>
-    <w:p>
-      <w:pPr>
-        <w:spacing w:after="100" w:before="0" w:line="288"/>
-        <w:ind w:left="120"/>
-      </w:pPr>
-      <w:r>
-        <w:rPr>
-          <w:rFonts w:ascii="맑은 고딕" w:cs="맑은 고딕" w:eastAsia="맑은 고딕" w:hAnsi="맑은 고딕"/>
-          <w:b w:val="false"/>
-          <w:bCs w:val="false"/>
-          <w:color w:val="333333"/>
-          <w:sz w:val="19"/>
-          <w:szCs w:val="19"/>
-        </w:rPr>
-        <w:t xml:space="preserve">청타원님께서는 ‘은혜를 발견하고 감사하는 삶’이라는 좌우명 그대로, 감사와 보은으로 한평생을 채우셨습니다. 슬하에는 아드님 정현우(의사)와 따님 정미경(교사)을 두시어, 자녀들이 인술과 교육으로 세상에 보은하도록 바르게 기르셨습니다.</w:t>
-      </w:r>
-    </w:p>
-    <w:p>
-      <w:pPr>
-        <w:spacing w:after="100" w:before="0" w:line="288"/>
-        <w:ind w:left="120"/>
-      </w:pPr>
-      <w:r>
-        <w:rPr>
-          <w:rFonts w:ascii="맑은 고딕" w:cs="맑은 고딕" w:eastAsia="맑은 고딕" w:hAnsi="맑은 고딕"/>
-          <w:b w:val="false"/>
-          <w:bCs w:val="false"/>
-          <w:color w:val="333333"/>
-          <w:sz w:val="19"/>
-          <w:szCs w:val="19"/>
-        </w:rPr>
-        <w:t xml:space="preserve">故 청타원 인화 대호법께서는 원기 110년(2025) 11월 3일, 세수 86세로 고요히 열반에 드시니, 공부성적 정등, 사업성적 정등, 원성적 정등으로 제2좌위에 입묘되시어 길이 법계의 향례를 받으실 것입니다.</w:t>
-      </w:r>
-    </w:p>
-    <w:p>
-      <w:pPr>
-        <w:spacing w:after="120" w:before="240" w:line="288"/>
-      </w:pPr>
-      <w:r>
-        <w:rPr>
-          <w:rFonts w:ascii="맑은 고딕" w:cs="맑은 고딕" w:eastAsia="맑은 고딕" w:hAnsi="맑은 고딕"/>
-          <w:b/>
-          <w:bCs/>
-          <w:color w:val="3A2E1A"/>
-          <w:sz w:val="24"/>
-          <w:szCs w:val="24"/>
-        </w:rPr>
-        <w:t xml:space="preserve">8. 완성 예시 ② — 출가 교무(종사)</w:t>
-      </w:r>
-    </w:p>
-    <w:p>
-      <w:pPr>
-        <w:spacing w:after="80" w:before="0" w:line="288"/>
-      </w:pPr>
-      <w:r>
-        <w:rPr>
-          <w:rFonts w:ascii="맑은 고딕" w:cs="맑은 고딕" w:eastAsia="맑은 고딕" w:hAnsi="맑은 고딕"/>
-          <w:b w:val="false"/>
-          <w:bCs w:val="false"/>
-          <w:color w:val="888888"/>
-          <w:sz w:val="18"/>
-          <w:szCs w:val="18"/>
-        </w:rPr>
-        <w:t xml:space="preserve">(가상의 인물)</w:t>
-      </w:r>
-    </w:p>
-    <w:p>
-      <w:pPr>
-        <w:spacing w:after="100" w:before="0" w:line="288"/>
-        <w:ind w:left="120"/>
-      </w:pPr>
-      <w:r>
-        <w:rPr>
-          <w:rFonts w:ascii="맑은 고딕" w:cs="맑은 고딕" w:eastAsia="맑은 고딕" w:hAnsi="맑은 고딕"/>
-          <w:b w:val="false"/>
-          <w:bCs w:val="false"/>
-          <w:color w:val="333333"/>
-          <w:sz w:val="19"/>
-          <w:szCs w:val="19"/>
-        </w:rPr>
-        <w:t xml:space="preserve">故 원산(圓山) 정공(正空) 종사의 약력을 보고해 올리겠습니다.</w:t>
-      </w:r>
-    </w:p>
-    <w:p>
-      <w:pPr>
-        <w:spacing w:after="100" w:before="0" w:line="288"/>
-        <w:ind w:left="120"/>
-      </w:pPr>
-      <w:r>
-        <w:rPr>
-          <w:rFonts w:ascii="맑은 고딕" w:cs="맑은 고딕" w:eastAsia="맑은 고딕" w:hAnsi="맑은 고딕"/>
-          <w:b w:val="false"/>
-          <w:bCs w:val="false"/>
-          <w:color w:val="333333"/>
-          <w:sz w:val="19"/>
-          <w:szCs w:val="19"/>
-        </w:rPr>
-        <w:t xml:space="preserve">故 원산 정공 종사께서는 원기 15년(1930) 6월 10일, 전라북도 정읍군에서 부친 이덕수 선생과 모친 김정임 여사의 3남 중 장남으로 출생하셨습니다. 인자하고 근면하신 부모님 슬하에서 근검과 정직을 가훈으로 삼는 가풍을 이어받으시며, 어려서부터 침착하고 총명한 성품으로 자라나셨습니다.</w:t>
-      </w:r>
-    </w:p>
-    <w:p>
-      <w:pPr>
-        <w:spacing w:after="100" w:before="0" w:line="288"/>
-        <w:ind w:left="120"/>
-      </w:pPr>
-      <w:r>
-        <w:rPr>
-          <w:rFonts w:ascii="맑은 고딕" w:cs="맑은 고딕" w:eastAsia="맑은 고딕" w:hAnsi="맑은 고딕"/>
-          <w:b w:val="false"/>
-          <w:bCs w:val="false"/>
-          <w:color w:val="333333"/>
-          <w:sz w:val="19"/>
-          <w:szCs w:val="19"/>
-        </w:rPr>
-        <w:t xml:space="preserve">원산 종사께서는 원기 33년(1948) 부친 이덕수 거사의 인도로 정읍교당에서 입교하시어 일원대도에 귀의하신 뒤, 원기 35년(1950) 전무출신을 서원하고 출가하시어 일생을 오로지 교화와 제생의세에 바치셨습니다.</w:t>
-      </w:r>
-    </w:p>
-    <w:p>
-      <w:pPr>
-        <w:spacing w:after="100" w:before="0" w:line="288"/>
-        <w:ind w:left="120"/>
-      </w:pPr>
-      <w:r>
-        <w:rPr>
-          <w:rFonts w:ascii="맑은 고딕" w:cs="맑은 고딕" w:eastAsia="맑은 고딕" w:hAnsi="맑은 고딕"/>
-          <w:b w:val="false"/>
-          <w:bCs w:val="false"/>
-          <w:color w:val="333333"/>
-          <w:sz w:val="19"/>
-          <w:szCs w:val="19"/>
-        </w:rPr>
-        <w:t xml:space="preserve">故 원산 정공 종사께서는 중앙총부 교무부를 시작으로 여러 교당의 교무와 전북교구장, 교정원 교화부장을 차례로 역임하시며 교단 발전과 후진 양성에 진력하셨습니다. 늘 낮은 자리에서 무아봉공의 삶을 몸소 보이시고, 여러 교서를 편찬하시어 후진의 공부 길을 밝히셨습니다.</w:t>
-      </w:r>
-    </w:p>
-    <w:p>
-      <w:pPr>
-        <w:spacing w:after="100" w:before="0" w:line="288"/>
-        <w:ind w:left="120"/>
-      </w:pPr>
-      <w:r>
-        <w:rPr>
-          <w:rFonts w:ascii="맑은 고딕" w:cs="맑은 고딕" w:eastAsia="맑은 고딕" w:hAnsi="맑은 고딕"/>
-          <w:b w:val="false"/>
-          <w:bCs w:val="false"/>
-          <w:color w:val="333333"/>
-          <w:sz w:val="19"/>
-          <w:szCs w:val="19"/>
-        </w:rPr>
-        <w:t xml:space="preserve">원산님께서는 ‘일원의 진리로 세상을 두루 이롭게 하리라’는 서원 그대로의 한평생이셨습니다.</w:t>
-      </w:r>
-    </w:p>
-    <w:p>
-      <w:pPr>
-        <w:spacing w:after="100" w:before="0" w:line="288"/>
-        <w:ind w:left="120"/>
-      </w:pPr>
-      <w:r>
-        <w:rPr>
-          <w:rFonts w:ascii="맑은 고딕" w:cs="맑은 고딕" w:eastAsia="맑은 고딕" w:hAnsi="맑은 고딕"/>
-          <w:b w:val="false"/>
-          <w:bCs w:val="false"/>
-          <w:color w:val="333333"/>
-          <w:sz w:val="19"/>
-          <w:szCs w:val="19"/>
-        </w:rPr>
-        <w:t xml:space="preserve">故 원산 정공 종사께서는 원기 110년(2025) 9월 12일, 세수 96세, 법랍 76년으로 고요히 열반에 드시니, 공부성적 정특등, 사업성적 정특등, 원성적 정특등으로 제1좌위에 입묘되시어 무궁한 세월에 법계의 향례를 받으실 것입니다.</w:t>
-      </w:r>
-    </w:p>
-    <w:p>
-      <w:pPr>
-        <w:spacing w:after="120" w:before="240" w:line="288"/>
-      </w:pPr>
-      <w:r>
-        <w:rPr>
-          <w:rFonts w:ascii="맑은 고딕" w:cs="맑은 고딕" w:eastAsia="맑은 고딕" w:hAnsi="맑은 고딕"/>
-          <w:b/>
-          <w:bCs/>
-          <w:color w:val="3A2E1A"/>
-          <w:sz w:val="24"/>
-          <w:szCs w:val="24"/>
-        </w:rPr>
-        <w:t xml:space="preserve">9. 유의사항</w:t>
+        <w:t xml:space="preserve">7. 유의사항</w:t>
       </w:r>
     </w:p>
     <w:p>
